--- a/docs/Goldener-Rechner-beklog-PM.docx
+++ b/docs/Goldener-Rechner-beklog-PM.docx
@@ -4541,7 +4541,7 @@
                 <w:sz w:val="18"/>
                 <w:szCs w:val="18"/>
               </w:rPr>
-              <w:t xml:space="preserve">Самостійна практика поза сесією</w:t>
+              <w:t xml:space="preserve">Друкований тест по темі (аркуш для дітей)</w:t>
             </w:r>
           </w:p>
         </w:tc>
@@ -6590,7 +6590,7 @@
                 <w:sz w:val="18"/>
                 <w:szCs w:val="18"/>
               </w:rPr>
-              <w:t xml:space="preserve">Старт тесту за темою (до 10 завдань з бази)</w:t>
+              <w:t xml:space="preserve">Старт тесту за темою (кількість з поля, видно банк)</w:t>
             </w:r>
           </w:p>
         </w:tc>
@@ -6648,36 +6648,36 @@
                 <w:sz w:val="18"/>
                 <w:szCs w:val="18"/>
               </w:rPr>
-              <w:t xml:space="preserve">Валерій + Антон</w:t>
-            </w:r>
-          </w:p>
-        </w:tc>
-        <w:tc>
-          <w:tcPr>
-            <w:tcW w:type="pct" w:w="25%"/>
-            <w:tcBorders>
-              <w:top w:val="single" w:color="D2C7AE" w:sz="4"/>
-              <w:left w:val="single" w:color="D2C7AE" w:sz="4"/>
-              <w:bottom w:val="single" w:color="D2C7AE" w:sz="4"/>
-              <w:right w:val="single" w:color="D2C7AE" w:sz="4"/>
-            </w:tcBorders>
-            <w:shd w:fill="EFE8D7" w:val="clear"/>
-            <w:vAlign w:val="center"/>
-          </w:tcPr>
-          <w:p>
-            <w:pPr>
-              <w:spacing w:after="40" w:before="40"/>
-            </w:pPr>
-            <w:r>
-              <w:rPr>
-                <w:rFonts w:ascii="Calibri" w:cs="Calibri" w:eastAsia="Calibri" w:hAnsi="Calibri"/>
-                <w:b w:val="false"/>
-                <w:bCs w:val="false"/>
-                <w:color w:val="1F2320"/>
-                <w:sz w:val="18"/>
-                <w:szCs w:val="18"/>
-              </w:rPr>
-              <w:t xml:space="preserve">27–31.08, PR #9, #13</w:t>
+              <w:t xml:space="preserve">08.09</w:t>
+            </w:r>
+          </w:p>
+        </w:tc>
+        <w:tc>
+          <w:tcPr>
+            <w:tcW w:type="pct" w:w="25%"/>
+            <w:tcBorders>
+              <w:top w:val="single" w:color="D2C7AE" w:sz="4"/>
+              <w:left w:val="single" w:color="D2C7AE" w:sz="4"/>
+              <w:bottom w:val="single" w:color="D2C7AE" w:sz="4"/>
+              <w:right w:val="single" w:color="D2C7AE" w:sz="4"/>
+            </w:tcBorders>
+            <w:shd w:fill="EFE8D7" w:val="clear"/>
+            <w:vAlign w:val="center"/>
+          </w:tcPr>
+          <w:p>
+            <w:pPr>
+              <w:spacing w:after="40" w:before="40"/>
+            </w:pPr>
+            <w:r>
+              <w:rPr>
+                <w:rFonts w:ascii="Calibri" w:cs="Calibri" w:eastAsia="Calibri" w:hAnsi="Calibri"/>
+                <w:b w:val="false"/>
+                <w:bCs w:val="false"/>
+                <w:color w:val="1F2320"/>
+                <w:sz w:val="18"/>
+                <w:szCs w:val="18"/>
+              </w:rPr>
+              <w:t xml:space="preserve">Без Ultimate і самооцінки на /. Було «до 10», PR #9/#13</w:t>
             </w:r>
           </w:p>
         </w:tc>
@@ -7534,116 +7534,330 @@
                 <w:sz w:val="18"/>
                 <w:szCs w:val="18"/>
               </w:rPr>
-              <w:t xml:space="preserve">Задачник </w:t>
-            </w:r>
-            <w:r>
-              <w:rPr>
-                <w:rFonts w:ascii="Calibri" w:cs="Calibri" w:eastAsia="Calibri" w:hAnsi="Calibri"/>
-                <w:b w:val="false"/>
-                <w:bCs w:val="false"/>
-                <w:color w:val="1F2320"/>
-                <w:sz w:val="18"/>
-                <w:szCs w:val="18"/>
-              </w:rPr>
-              <w:t xml:space="preserve">/problems</w:t>
-            </w:r>
-            <w:r>
-              <w:rPr>
-                <w:rFonts w:ascii="Calibri" w:cs="Calibri" w:eastAsia="Calibri" w:hAnsi="Calibri"/>
-                <w:b w:val="false"/>
-                <w:bCs w:val="false"/>
-                <w:color w:val="1F2320"/>
-                <w:sz w:val="18"/>
-                <w:szCs w:val="18"/>
-              </w:rPr>
-              <w:t xml:space="preserve"> для самостійної роботи</w:t>
-            </w:r>
-          </w:p>
-        </w:tc>
-        <w:tc>
-          <w:tcPr>
-            <w:tcW w:type="pct" w:w="25%"/>
-            <w:tcBorders>
-              <w:top w:val="single" w:color="D2C7AE" w:sz="4"/>
-              <w:left w:val="single" w:color="D2C7AE" w:sz="4"/>
-              <w:bottom w:val="single" w:color="D2C7AE" w:sz="4"/>
-              <w:right w:val="single" w:color="D2C7AE" w:sz="4"/>
-            </w:tcBorders>
-            <w:shd w:fill="EFE8D7" w:val="clear"/>
-            <w:vAlign w:val="center"/>
-          </w:tcPr>
-          <w:p>
-            <w:pPr>
-              <w:spacing w:after="40" w:before="40"/>
-            </w:pPr>
-            <w:r>
-              <w:rPr>
-                <w:rFonts w:ascii="Calibri" w:cs="Calibri" w:eastAsia="Calibri" w:hAnsi="Calibri"/>
-                <w:b w:val="false"/>
-                <w:bCs w:val="false"/>
-                <w:color w:val="1F2320"/>
-                <w:sz w:val="18"/>
-                <w:szCs w:val="18"/>
-              </w:rPr>
-              <w:t xml:space="preserve">Відкрито</w:t>
-            </w:r>
-          </w:p>
-        </w:tc>
-        <w:tc>
-          <w:tcPr>
-            <w:tcW w:type="pct" w:w="25%"/>
-            <w:tcBorders>
-              <w:top w:val="single" w:color="D2C7AE" w:sz="4"/>
-              <w:left w:val="single" w:color="D2C7AE" w:sz="4"/>
-              <w:bottom w:val="single" w:color="D2C7AE" w:sz="4"/>
-              <w:right w:val="single" w:color="D2C7AE" w:sz="4"/>
-            </w:tcBorders>
-            <w:shd w:fill="EFE8D7" w:val="clear"/>
-            <w:vAlign w:val="center"/>
-          </w:tcPr>
-          <w:p>
-            <w:pPr>
-              <w:spacing w:after="40" w:before="40"/>
-            </w:pPr>
-            <w:r>
-              <w:rPr>
-                <w:rFonts w:ascii="Calibri" w:cs="Calibri" w:eastAsia="Calibri" w:hAnsi="Calibri"/>
-                <w:b w:val="false"/>
-                <w:bCs w:val="false"/>
-                <w:color w:val="1F2320"/>
-                <w:sz w:val="18"/>
-                <w:szCs w:val="18"/>
-              </w:rPr>
-              <w:t xml:space="preserve">—</w:t>
-            </w:r>
-          </w:p>
-        </w:tc>
-        <w:tc>
-          <w:tcPr>
-            <w:tcW w:type="pct" w:w="25%"/>
-            <w:tcBorders>
-              <w:top w:val="single" w:color="D2C7AE" w:sz="4"/>
-              <w:left w:val="single" w:color="D2C7AE" w:sz="4"/>
-              <w:bottom w:val="single" w:color="D2C7AE" w:sz="4"/>
-              <w:right w:val="single" w:color="D2C7AE" w:sz="4"/>
-            </w:tcBorders>
-            <w:shd w:fill="EFE8D7" w:val="clear"/>
-            <w:vAlign w:val="center"/>
-          </w:tcPr>
-          <w:p>
-            <w:pPr>
-              <w:spacing w:after="40" w:before="40"/>
-            </w:pPr>
-            <w:r>
-              <w:rPr>
-                <w:rFonts w:ascii="Calibri" w:cs="Calibri" w:eastAsia="Calibri" w:hAnsi="Calibri"/>
-                <w:b w:val="false"/>
-                <w:bCs w:val="false"/>
-                <w:color w:val="1F2320"/>
-                <w:sz w:val="18"/>
-                <w:szCs w:val="18"/>
-              </w:rPr>
-              <w:t xml:space="preserve">Заглушка. Треба вирішити: чи є ключі й пояснення</w:t>
+              <w:t xml:space="preserve">Задачник /problems — друкований тест по темі</w:t>
+            </w:r>
+          </w:p>
+        </w:tc>
+        <w:tc>
+          <w:tcPr>
+            <w:tcW w:type="pct" w:w="25%"/>
+            <w:tcBorders>
+              <w:top w:val="single" w:color="D2C7AE" w:sz="4"/>
+              <w:left w:val="single" w:color="D2C7AE" w:sz="4"/>
+              <w:bottom w:val="single" w:color="D2C7AE" w:sz="4"/>
+              <w:right w:val="single" w:color="D2C7AE" w:sz="4"/>
+            </w:tcBorders>
+            <w:shd w:fill="EFE8D7" w:val="clear"/>
+            <w:vAlign w:val="center"/>
+          </w:tcPr>
+          <w:p>
+            <w:pPr>
+              <w:spacing w:after="40" w:before="40"/>
+            </w:pPr>
+            <w:r>
+              <w:rPr>
+                <w:rFonts w:ascii="Calibri" w:cs="Calibri" w:eastAsia="Calibri" w:hAnsi="Calibri"/>
+                <w:b w:val="false"/>
+                <w:bCs w:val="false"/>
+                <w:color w:val="1F2320"/>
+                <w:sz w:val="18"/>
+                <w:szCs w:val="18"/>
+              </w:rPr>
+              <w:t xml:space="preserve">Готово</w:t>
+            </w:r>
+          </w:p>
+        </w:tc>
+        <w:tc>
+          <w:tcPr>
+            <w:tcW w:type="pct" w:w="25%"/>
+            <w:tcBorders>
+              <w:top w:val="single" w:color="D2C7AE" w:sz="4"/>
+              <w:left w:val="single" w:color="D2C7AE" w:sz="4"/>
+              <w:bottom w:val="single" w:color="D2C7AE" w:sz="4"/>
+              <w:right w:val="single" w:color="D2C7AE" w:sz="4"/>
+            </w:tcBorders>
+            <w:shd w:fill="EFE8D7" w:val="clear"/>
+            <w:vAlign w:val="center"/>
+          </w:tcPr>
+          <w:p>
+            <w:pPr>
+              <w:spacing w:after="40" w:before="40"/>
+            </w:pPr>
+            <w:r>
+              <w:rPr>
+                <w:rFonts w:ascii="Calibri" w:cs="Calibri" w:eastAsia="Calibri" w:hAnsi="Calibri"/>
+                <w:b w:val="false"/>
+                <w:bCs w:val="false"/>
+                <w:color w:val="1F2320"/>
+                <w:sz w:val="18"/>
+                <w:szCs w:val="18"/>
+              </w:rPr>
+              <w:t xml:space="preserve">08.09</w:t>
+            </w:r>
+          </w:p>
+        </w:tc>
+        <w:tc>
+          <w:tcPr>
+            <w:tcW w:type="pct" w:w="25%"/>
+            <w:tcBorders>
+              <w:top w:val="single" w:color="D2C7AE" w:sz="4"/>
+              <w:left w:val="single" w:color="D2C7AE" w:sz="4"/>
+              <w:bottom w:val="single" w:color="D2C7AE" w:sz="4"/>
+              <w:right w:val="single" w:color="D2C7AE" w:sz="4"/>
+            </w:tcBorders>
+            <w:shd w:fill="EFE8D7" w:val="clear"/>
+            <w:vAlign w:val="center"/>
+          </w:tcPr>
+          <w:p>
+            <w:pPr>
+              <w:spacing w:after="40" w:before="40"/>
+            </w:pPr>
+            <w:r>
+              <w:rPr>
+                <w:rFonts w:ascii="Calibri" w:cs="Calibri" w:eastAsia="Calibri" w:hAnsi="Calibri"/>
+                <w:b w:val="false"/>
+                <w:bCs w:val="false"/>
+                <w:color w:val="1F2320"/>
+                <w:sz w:val="18"/>
+                <w:szCs w:val="18"/>
+              </w:rPr>
+              <w:t xml:space="preserve">Таблиця problems, контент зі старого zadachnyk.php (439 завдань / 22 теми). Не quiz_tasks.</w:t>
+            </w:r>
+          </w:p>
+        </w:tc>
+      </w:tr>
+      <w:tr>
+        <w:tc>
+          <w:tcPr>
+            <w:tcW w:type="pct" w:w="25%"/>
+            <w:tcBorders>
+              <w:top w:val="single" w:color="D2C7AE" w:sz="4"/>
+              <w:left w:val="single" w:color="D2C7AE" w:sz="4"/>
+              <w:bottom w:val="single" w:color="D2C7AE" w:sz="4"/>
+              <w:right w:val="single" w:color="D2C7AE" w:sz="4"/>
+            </w:tcBorders>
+            <w:shd w:fill="EFE8D7" w:val="clear"/>
+            <w:vAlign w:val="center"/>
+          </w:tcPr>
+          <w:p>
+            <w:pPr>
+              <w:spacing w:after="40" w:before="40"/>
+            </w:pPr>
+            <w:r>
+              <w:rPr>
+                <w:rFonts w:ascii="Calibri" w:cs="Calibri" w:eastAsia="Calibri" w:hAnsi="Calibri"/>
+                <w:b w:val="false"/>
+                <w:bCs w:val="false"/>
+                <w:color w:val="1F2320"/>
+                <w:sz w:val="18"/>
+                <w:szCs w:val="18"/>
+              </w:rPr>
+              <w:t xml:space="preserve">Прискорити перехід між питаннями</w:t>
+            </w:r>
+          </w:p>
+        </w:tc>
+        <w:tc>
+          <w:tcPr>
+            <w:tcW w:type="pct" w:w="25%"/>
+            <w:tcBorders>
+              <w:top w:val="single" w:color="D2C7AE" w:sz="4"/>
+              <w:left w:val="single" w:color="D2C7AE" w:sz="4"/>
+              <w:bottom w:val="single" w:color="D2C7AE" w:sz="4"/>
+              <w:right w:val="single" w:color="D2C7AE" w:sz="4"/>
+            </w:tcBorders>
+            <w:shd w:fill="EFE8D7" w:val="clear"/>
+            <w:vAlign w:val="center"/>
+          </w:tcPr>
+          <w:p>
+            <w:pPr>
+              <w:spacing w:after="40" w:before="40"/>
+            </w:pPr>
+            <w:r>
+              <w:rPr>
+                <w:rFonts w:ascii="Calibri" w:cs="Calibri" w:eastAsia="Calibri" w:hAnsi="Calibri"/>
+                <w:b w:val="false"/>
+                <w:bCs w:val="false"/>
+                <w:color w:val="1F2320"/>
+                <w:sz w:val="18"/>
+                <w:szCs w:val="18"/>
+              </w:rPr>
+              <w:t xml:space="preserve">Готово</w:t>
+            </w:r>
+          </w:p>
+        </w:tc>
+        <w:tc>
+          <w:tcPr>
+            <w:tcW w:type="pct" w:w="25%"/>
+            <w:tcBorders>
+              <w:top w:val="single" w:color="D2C7AE" w:sz="4"/>
+              <w:left w:val="single" w:color="D2C7AE" w:sz="4"/>
+              <w:bottom w:val="single" w:color="D2C7AE" w:sz="4"/>
+              <w:right w:val="single" w:color="D2C7AE" w:sz="4"/>
+            </w:tcBorders>
+            <w:shd w:fill="EFE8D7" w:val="clear"/>
+            <w:vAlign w:val="center"/>
+          </w:tcPr>
+          <w:p>
+            <w:pPr>
+              <w:spacing w:after="40" w:before="40"/>
+            </w:pPr>
+            <w:r>
+              <w:rPr>
+                <w:rFonts w:ascii="Calibri" w:cs="Calibri" w:eastAsia="Calibri" w:hAnsi="Calibri"/>
+                <w:b w:val="false"/>
+                <w:bCs w:val="false"/>
+                <w:color w:val="1F2320"/>
+                <w:sz w:val="18"/>
+                <w:szCs w:val="18"/>
+              </w:rPr>
+              <w:t xml:space="preserve">08.09</w:t>
+            </w:r>
+          </w:p>
+        </w:tc>
+        <w:tc>
+          <w:tcPr>
+            <w:tcW w:type="pct" w:w="25%"/>
+            <w:tcBorders>
+              <w:top w:val="single" w:color="D2C7AE" w:sz="4"/>
+              <w:left w:val="single" w:color="D2C7AE" w:sz="4"/>
+              <w:bottom w:val="single" w:color="D2C7AE" w:sz="4"/>
+              <w:right w:val="single" w:color="D2C7AE" w:sz="4"/>
+            </w:tcBorders>
+            <w:shd w:fill="EFE8D7" w:val="clear"/>
+            <w:vAlign w:val="center"/>
+          </w:tcPr>
+          <w:p>
+            <w:pPr>
+              <w:spacing w:after="40" w:before="40"/>
+            </w:pPr>
+            <w:r>
+              <w:rPr>
+                <w:rFonts w:ascii="Calibri" w:cs="Calibri" w:eastAsia="Calibri" w:hAnsi="Calibri"/>
+                <w:b w:val="false"/>
+                <w:bCs w:val="false"/>
+                <w:color w:val="1F2320"/>
+                <w:sz w:val="18"/>
+                <w:szCs w:val="18"/>
+              </w:rPr>
+              <w:t xml:space="preserve">−2 звернення до БД на кожну відповідь (~70 мс на хостингу): id з cookie замість app_users, ping лише для «застояних» сокетів. Кеш KaTeX. Захист від подвійного кліку в тренажері й симуляторі</w:t>
+            </w:r>
+          </w:p>
+        </w:tc>
+      </w:tr>
+      <w:tr>
+        <w:tc>
+          <w:tcPr>
+            <w:tcW w:type="pct" w:w="25%"/>
+            <w:tcBorders>
+              <w:top w:val="single" w:color="D2C7AE" w:sz="4"/>
+              <w:left w:val="single" w:color="D2C7AE" w:sz="4"/>
+              <w:bottom w:val="single" w:color="D2C7AE" w:sz="4"/>
+              <w:right w:val="single" w:color="D2C7AE" w:sz="4"/>
+            </w:tcBorders>
+            <w:shd w:fill="EFE8D7" w:val="clear"/>
+            <w:vAlign w:val="center"/>
+          </w:tcPr>
+          <w:p>
+            <w:pPr>
+              <w:spacing w:after="40" w:before="40"/>
+            </w:pPr>
+            <w:r>
+              <w:rPr>
+                <w:rFonts w:ascii="Calibri" w:cs="Calibri" w:eastAsia="Calibri" w:hAnsi="Calibri"/>
+                <w:b w:val="false"/>
+                <w:bCs w:val="false"/>
+                <w:color w:val="1F2320"/>
+                <w:sz w:val="18"/>
+                <w:szCs w:val="18"/>
+              </w:rPr>
+              <w:t xml:space="preserve">Індекси для тренажера в БД хостингу</w:t>
+            </w:r>
+          </w:p>
+        </w:tc>
+        <w:tc>
+          <w:tcPr>
+            <w:tcW w:type="pct" w:w="25%"/>
+            <w:tcBorders>
+              <w:top w:val="single" w:color="D2C7AE" w:sz="4"/>
+              <w:left w:val="single" w:color="D2C7AE" w:sz="4"/>
+              <w:bottom w:val="single" w:color="D2C7AE" w:sz="4"/>
+              <w:right w:val="single" w:color="D2C7AE" w:sz="4"/>
+            </w:tcBorders>
+            <w:shd w:fill="EFE8D7" w:val="clear"/>
+            <w:vAlign w:val="center"/>
+          </w:tcPr>
+          <w:p>
+            <w:pPr>
+              <w:spacing w:after="40" w:before="40"/>
+            </w:pPr>
+            <w:r>
+              <w:rPr>
+                <w:rFonts w:ascii="Calibri" w:cs="Calibri" w:eastAsia="Calibri" w:hAnsi="Calibri"/>
+                <w:b w:val="false"/>
+                <w:bCs w:val="false"/>
+                <w:color w:val="1F2320"/>
+                <w:sz w:val="18"/>
+                <w:szCs w:val="18"/>
+              </w:rPr>
+              <w:t xml:space="preserve">Готово</w:t>
+            </w:r>
+          </w:p>
+        </w:tc>
+        <w:tc>
+          <w:tcPr>
+            <w:tcW w:type="pct" w:w="25%"/>
+            <w:tcBorders>
+              <w:top w:val="single" w:color="D2C7AE" w:sz="4"/>
+              <w:left w:val="single" w:color="D2C7AE" w:sz="4"/>
+              <w:bottom w:val="single" w:color="D2C7AE" w:sz="4"/>
+              <w:right w:val="single" w:color="D2C7AE" w:sz="4"/>
+            </w:tcBorders>
+            <w:shd w:fill="EFE8D7" w:val="clear"/>
+            <w:vAlign w:val="center"/>
+          </w:tcPr>
+          <w:p>
+            <w:pPr>
+              <w:spacing w:after="40" w:before="40"/>
+            </w:pPr>
+            <w:r>
+              <w:rPr>
+                <w:rFonts w:ascii="Calibri" w:cs="Calibri" w:eastAsia="Calibri" w:hAnsi="Calibri"/>
+                <w:b w:val="false"/>
+                <w:bCs w:val="false"/>
+                <w:color w:val="1F2320"/>
+                <w:sz w:val="18"/>
+                <w:szCs w:val="18"/>
+              </w:rPr>
+              <w:t xml:space="preserve">08.09</w:t>
+            </w:r>
+          </w:p>
+        </w:tc>
+        <w:tc>
+          <w:tcPr>
+            <w:tcW w:type="pct" w:w="25%"/>
+            <w:tcBorders>
+              <w:top w:val="single" w:color="D2C7AE" w:sz="4"/>
+              <w:left w:val="single" w:color="D2C7AE" w:sz="4"/>
+              <w:bottom w:val="single" w:color="D2C7AE" w:sz="4"/>
+              <w:right w:val="single" w:color="D2C7AE" w:sz="4"/>
+            </w:tcBorders>
+            <w:shd w:fill="EFE8D7" w:val="clear"/>
+            <w:vAlign w:val="center"/>
+          </w:tcPr>
+          <w:p>
+            <w:pPr>
+              <w:spacing w:after="40" w:before="40"/>
+            </w:pPr>
+            <w:r>
+              <w:rPr>
+                <w:rFonts w:ascii="Calibri" w:cs="Calibri" w:eastAsia="Calibri" w:hAnsi="Calibri"/>
+                <w:b w:val="false"/>
+                <w:bCs w:val="false"/>
+                <w:color w:val="1F2320"/>
+                <w:sz w:val="18"/>
+                <w:szCs w:val="18"/>
+              </w:rPr>
+              <w:t xml:space="preserve">scripts/sql/009_trainer_hot_path_indexes.sql застосовано. tasks2session за session_id був full scan, тепер ref + Using index</w:t>
             </w:r>
           </w:p>
         </w:tc>
@@ -15933,7 +16147,7 @@
                 <w:sz w:val="18"/>
                 <w:szCs w:val="18"/>
               </w:rPr>
-              <w:t xml:space="preserve">Задачник: добірка ≥4, повний банк, перевірка, друк</w:t>
+              <w:t xml:space="preserve">Задачник: свій банк problems, таблиця по темі, друк</w:t>
             </w:r>
           </w:p>
         </w:tc>
@@ -16518,7 +16732,7 @@
           <w:sz w:val="22"/>
           <w:szCs w:val="22"/>
         </w:rPr>
-        <w:t xml:space="preserve">Задачник: чим він відрізняється від тесту за темою на практиці? Чи даємо готові відповіді й пояснення для самоперевірки?</w:t>
+        <w:t xml:space="preserve">Вирішено 08.09: друкований тест по темі (як nmt.science.kh.ua/zadachnyk.php). Окремий банк problems — інші тести, не змішувати з quiz_tasks.</w:t>
       </w:r>
     </w:p>
     <w:p>

--- a/docs/Goldener-Rechner-beklog-PM.docx
+++ b/docs/Goldener-Rechner-beklog-PM.docx
@@ -9403,6 +9403,124 @@
               <w:bottom w:val="single" w:color="D2C7AE" w:sz="4"/>
               <w:right w:val="single" w:color="D2C7AE" w:sz="4"/>
             </w:tcBorders>
+            <w:shd w:fill="FDFBF4" w:val="clear"/>
+            <w:vAlign w:val="center"/>
+          </w:tcPr>
+          <w:p>
+            <w:pPr>
+              <w:spacing w:after="40" w:before="40"/>
+            </w:pPr>
+            <w:r>
+              <w:rPr>
+                <w:rFonts w:ascii="Calibri" w:cs="Calibri" w:eastAsia="Calibri" w:hAnsi="Calibri"/>
+                <w:b w:val="false"/>
+                <w:bCs w:val="false"/>
+                <w:color w:val="1F2320"/>
+                <w:sz w:val="18"/>
+                <w:szCs w:val="18"/>
+              </w:rPr>
+              <w:t xml:space="preserve">Підручник з темами БД</w:t>
+            </w:r>
+          </w:p>
+        </w:tc>
+        <w:tc>
+          <w:tcPr>
+            <w:tcW w:type="pct" w:w="25%"/>
+            <w:tcBorders>
+              <w:top w:val="single" w:color="D2C7AE" w:sz="4"/>
+              <w:left w:val="single" w:color="D2C7AE" w:sz="4"/>
+              <w:bottom w:val="single" w:color="D2C7AE" w:sz="4"/>
+              <w:right w:val="single" w:color="D2C7AE" w:sz="4"/>
+            </w:tcBorders>
+            <w:shd w:fill="FDFBF4" w:val="clear"/>
+            <w:vAlign w:val="center"/>
+          </w:tcPr>
+          <w:p>
+            <w:pPr>
+              <w:spacing w:after="40" w:before="40"/>
+            </w:pPr>
+            <w:r>
+              <w:rPr>
+                <w:rFonts w:ascii="Calibri" w:cs="Calibri" w:eastAsia="Calibri" w:hAnsi="Calibri"/>
+                <w:b w:val="false"/>
+                <w:bCs w:val="false"/>
+                <w:color w:val="1F2320"/>
+                <w:sz w:val="18"/>
+                <w:szCs w:val="18"/>
+              </w:rPr>
+              <w:t xml:space="preserve">Готово</w:t>
+            </w:r>
+          </w:p>
+        </w:tc>
+        <w:tc>
+          <w:tcPr>
+            <w:tcW w:type="pct" w:w="25%"/>
+            <w:tcBorders>
+              <w:top w:val="single" w:color="D2C7AE" w:sz="4"/>
+              <w:left w:val="single" w:color="D2C7AE" w:sz="4"/>
+              <w:bottom w:val="single" w:color="D2C7AE" w:sz="4"/>
+              <w:right w:val="single" w:color="D2C7AE" w:sz="4"/>
+            </w:tcBorders>
+            <w:shd w:fill="FDFBF4" w:val="clear"/>
+            <w:vAlign w:val="center"/>
+          </w:tcPr>
+          <w:p>
+            <w:pPr>
+              <w:spacing w:after="40" w:before="40"/>
+            </w:pPr>
+            <w:r>
+              <w:rPr>
+                <w:rFonts w:ascii="Calibri" w:cs="Calibri" w:eastAsia="Calibri" w:hAnsi="Calibri"/>
+                <w:b w:val="false"/>
+                <w:bCs w:val="false"/>
+                <w:color w:val="1F2320"/>
+                <w:sz w:val="18"/>
+                <w:szCs w:val="18"/>
+              </w:rPr>
+              <w:t xml:space="preserve">Марія</w:t>
+            </w:r>
+          </w:p>
+        </w:tc>
+        <w:tc>
+          <w:tcPr>
+            <w:tcW w:type="pct" w:w="25%"/>
+            <w:tcBorders>
+              <w:top w:val="single" w:color="D2C7AE" w:sz="4"/>
+              <w:left w:val="single" w:color="D2C7AE" w:sz="4"/>
+              <w:bottom w:val="single" w:color="D2C7AE" w:sz="4"/>
+              <w:right w:val="single" w:color="D2C7AE" w:sz="4"/>
+            </w:tcBorders>
+            <w:shd w:fill="FDFBF4" w:val="clear"/>
+            <w:vAlign w:val="center"/>
+          </w:tcPr>
+          <w:p>
+            <w:pPr>
+              <w:spacing w:after="40" w:before="40"/>
+            </w:pPr>
+            <w:r>
+              <w:rPr>
+                <w:rFonts w:ascii="Calibri" w:cs="Calibri" w:eastAsia="Calibri" w:hAnsi="Calibri"/>
+                <w:b w:val="false"/>
+                <w:bCs w:val="false"/>
+                <w:color w:val="1F2320"/>
+                <w:sz w:val="18"/>
+                <w:szCs w:val="18"/>
+              </w:rPr>
+              <w:t xml:space="preserve">08.09, PR #60: /materials/textbook — зміст + розділ на кожну тему, коди тем themes.code, посилання з тренажера, підсумку і результатів</w:t>
+            </w:r>
+          </w:p>
+        </w:tc>
+      </w:tr>
+      <w:tr>
+        <w:tc>
+          <w:tcPr>
+            <w:tcW w:type="pct" w:w="25%"/>
+            <w:tcBorders>
+              <w:top w:val="single" w:color="D2C7AE" w:sz="4"/>
+              <w:left w:val="single" w:color="D2C7AE" w:sz="4"/>
+              <w:bottom w:val="single" w:color="D2C7AE" w:sz="4"/>
+              <w:right w:val="single" w:color="D2C7AE" w:sz="4"/>
+            </w:tcBorders>
             <w:shd w:fill="EFE8D7" w:val="clear"/>
             <w:vAlign w:val="center"/>
           </w:tcPr>
